--- a/atelier/atelier_054.docx
+++ b/atelier/atelier_054.docx
@@ -445,7 +445,7 @@
           </w:tcPr>
           <w:p>
             <w:r>
-              <w:t xml:space="preserve">Capsule socle Feature Flags lue ; déploiement automatisé (#53)</w:t>
+              <w:t xml:space="preserve">Capsule socle Feature Flags lue ; déploiement automatisé</w:t>
             </w:r>
           </w:p>
         </w:tc>
@@ -464,7 +464,7 @@
         <w:spacing w:after="120"/>
       </w:pPr>
       <w:r>
-        <w:t xml:space="preserve">La squad sait déployer automatiquement (#53), mais elle déploie quand même rarement. La raison est rarement technique : c'est la peur. Déployer une fonctionnalité, c'est la rendre visible à tout le monde d'un coup, au moment du déploiement. Si elle a un défaut, tout le monde le subit, et il faut un rollback en catastrophe. Tant que déployer = activer pour tous, chaque déploiement est un saut dans le vide, donc on l'évite, donc on accumule, donc le déploiement devient encore plus gros et plus risqué. Le sujet de cet atelier est d'introduire concrètement le premier feature flag de la squad pour briser ce lien : déployer du code désactivé, puis activer quand on veut, pour qui on veut, et désactiver instantanément si ça tourne mal. On lève la peur en découplant déploiement et activation.</w:t>
+        <w:t xml:space="preserve">La squad sait déployer automatiquement, mais elle déploie quand même rarement. La raison est rarement technique : c'est la peur. Déployer une fonctionnalité, c'est la rendre visible à tout le monde d'un coup, au moment du déploiement. Si elle a un défaut, tout le monde le subit, et il faut un rollback en catastrophe. Tant que déployer = activer pour tous, chaque déploiement est un saut dans le vide, donc on l'évite, donc on accumule, donc le déploiement devient encore plus gros et plus risqué. Le sujet de cet atelier est d'introduire concrètement le premier feature flag de la squad pour briser ce lien : déployer du code désactivé, puis activer quand on veut, pour qui on veut, et désactiver instantanément si ça tourne mal. On lève la peur en découplant déploiement et activation.</w:t>
       </w:r>
     </w:p>
     <w:p>
@@ -669,7 +669,7 @@
                 <w:sz w:val="19"/>
                 <w:szCs w:val="19"/>
               </w:rPr>
-              <w:t xml:space="preserve">//    avec une valeur par défaut SÛRE (false).</w:t>
+              <w:t xml:space="preserve">// avec une valeur par défaut SÛRE (false).</w:t>
             </w:r>
           </w:p>
           <w:p>
@@ -695,7 +695,7 @@
                 <w:sz w:val="19"/>
                 <w:szCs w:val="19"/>
               </w:rPr>
-              <w:t xml:space="preserve">    afficherNouvelleRecherche();   // le code déployé mais off</w:t>
+              <w:t xml:space="preserve"> afficherNouvelleRecherche(); // le code déployé mais off</w:t>
             </w:r>
           </w:p>
           <w:p>
@@ -721,7 +721,7 @@
                 <w:sz w:val="19"/>
                 <w:szCs w:val="19"/>
               </w:rPr>
-              <w:t xml:space="preserve">    afficherAncienneRecherche();   // comportement sûr par défaut</w:t>
+              <w:t xml:space="preserve"> afficherAncienneRecherche(); // comportement sûr par défaut</w:t>
             </w:r>
           </w:p>
           <w:p>
@@ -773,7 +773,7 @@
                 <w:sz w:val="19"/>
                 <w:szCs w:val="19"/>
               </w:rPr>
-              <w:t xml:space="preserve">// 3. On active pour l'équipe interne, puis 1% , 10% ... (ciblage).</w:t>
+              <w:t xml:space="preserve">// 3. On active pour l'équipe interne, puis 1%, 10%... (ciblage).</w:t>
             </w:r>
           </w:p>
           <w:p>
